--- a/tasks/finalpool/wc-product-sales-ranking/groundtruth_workspace/Sales_Rankings_Brief.docx
+++ b/tasks/finalpool/wc-product-sales-ranking/groundtruth_workspace/Sales_Rankings_Brief.docx
@@ -4,7 +4,7 @@
   <w:body>
     <w:p>
       <w:pPr>
-        <w:pStyle w:val="Heading1"/>
+        <w:pStyle w:val="Title"/>
       </w:pPr>
       <w:r>
         <w:t>Sales Rankings Brief</w:t>
@@ -12,7 +12,30 @@
     </w:p>
     <w:p>
       <w:r>
-        <w:t>This is a summary report generated based on the data analysis. The key findings and recommendations are outlined below. Further details can be found in the accompanying Excel file.</w:t>
+        <w:t>This brief summarizes the top-performing products in our shop based on units sold during the analysis period. The full ranking of the top 20 products is available in the accompanying Excel workbook.</w:t>
+      </w:r>
+    </w:p>
+    <w:p>
+      <w:pPr>
+        <w:pStyle w:val="Heading1"/>
+      </w:pPr>
+      <w:r>
+        <w:t>Top 3 Performers</w:t>
+      </w:r>
+    </w:p>
+    <w:p>
+      <w:r>
+        <w:t>1. NIHARA Wood Smart Multipurpose Foldable Laptop Table with Cup Holder Ergonomic &amp; Rounded Edges (Black) — 199 units sold at $2.64 generating $525.36 in estimated revenue.</w:t>
+      </w:r>
+    </w:p>
+    <w:p>
+      <w:r>
+        <w:t>2. (Renewed) JBL Flip 4 Portable Wireless Speaker with Powerful Bass &amp; Mic (Squad) — 198 units sold at $86.72 generating $17,170.56 in estimated revenue.</w:t>
+      </w:r>
+    </w:p>
+    <w:p>
+      <w:r>
+        <w:t>3. LIMBANI BROTHERS Automatic Vacuum Sealing Machine — Vacuum Sealer for Flatbreads, Nuts, Vegetables, Fruits, Dry-Fruits — 197 units sold at $12.04 generating $2,371.88 in estimated revenue.</w:t>
       </w:r>
     </w:p>
     <w:sectPr>
